--- a/docs/Informe AURA azure final.docx
+++ b/docs/Informe AURA azure final.docx
@@ -8,9 +8,13 @@
         <w:jc w:val="center"/>
       </w:pPr>
       <w:r>
+        <w:rPr>
+          <w:noProof/>
+        </w:rPr>
         <w:drawing>
-          <wp:inline distT="0" distB="0" distL="0" distR="0">
+          <wp:inline distT="0" distB="0" distL="0" distR="0" wp14:anchorId="2E39240F" wp14:editId="61291FB9">
             <wp:extent cx="1463040" cy="2132254"/>
+            <wp:effectExtent l="0" t="0" r="0" b="0"/>
             <wp:docPr id="900" name="Logo Santo Tomás" descr="Logo Santo Tomás Instituto Profesional"/>
             <wp:cNvGraphicFramePr>
               <a:graphicFrameLocks xmlns:a="http://schemas.openxmlformats.org/drawingml/2006/main" noChangeAspect="1"/>
@@ -23,7 +27,7 @@
                     <pic:cNvPicPr/>
                   </pic:nvPicPr>
                   <pic:blipFill>
-                    <a:blip r:embed="rId100"/>
+                    <a:blip r:embed="rId7"/>
                     <a:stretch>
                       <a:fillRect/>
                     </a:stretch>
@@ -296,147 +300,6 @@
             <wp:extent cx="5334000" cy="1095375"/>
             <wp:effectExtent l="0" t="0" r="0" b="0"/>
             <wp:docPr id="1" name="Informacion_Esencial_-Tamaño_ip_publica_y_dns.png" descr="Informacion_Esencial_-Tamaño_ip_publica_y_dns.png" title="Informacion_Esencial_-Tamaño_ip_publica_y_dns.png"/>
-            <wp:cNvGraphicFramePr>
-              <a:graphicFrameLocks xmlns:a="http://schemas.openxmlformats.org/drawingml/2006/main" noChangeAspect="1"/>
-            </wp:cNvGraphicFramePr>
-            <a:graphic xmlns:a="http://schemas.openxmlformats.org/drawingml/2006/main">
-              <a:graphicData uri="http://schemas.openxmlformats.org/drawingml/2006/picture">
-                <pic:pic xmlns:pic="http://schemas.openxmlformats.org/drawingml/2006/picture">
-                  <pic:nvPicPr>
-                    <pic:cNvPr id="0" name=""/>
-                    <pic:cNvPicPr>
-                      <a:picLocks noChangeAspect="1" noChangeArrowheads="1"/>
-                    </pic:cNvPicPr>
-                  </pic:nvPicPr>
-                  <pic:blipFill>
-                    <a:blip r:embed="rId7"/>
-                    <a:srcRect/>
-                    <a:stretch>
-                      <a:fillRect/>
-                    </a:stretch>
-                  </pic:blipFill>
-                  <pic:spPr bwMode="auto">
-                    <a:xfrm>
-                      <a:off x="0" y="0"/>
-                      <a:ext cx="5334000" cy="1095375"/>
-                    </a:xfrm>
-                    <a:prstGeom prst="rect">
-                      <a:avLst/>
-                    </a:prstGeom>
-                  </pic:spPr>
-                </pic:pic>
-              </a:graphicData>
-            </a:graphic>
-          </wp:inline>
-        </w:drawing>
-      </w:r>
-    </w:p>
-    <w:p>
-      <w:pPr>
-        <w:keepLines/>
-        <w:spacing w:before="60" w:after="240"/>
-        <w:rPr>
-          <w:lang w:val="es-CL"/>
-        </w:rPr>
-      </w:pPr>
-      <w:r>
-        <w:rPr>
-          <w:b/>
-          <w:bCs/>
-          <w:sz w:val="20"/>
-          <w:szCs w:val="20"/>
-          <w:lang w:val="es-CL"/>
-        </w:rPr>
-        <w:t xml:space="preserve">Figura 1. Datos de la máquina virtual. </w:t>
-      </w:r>
-      <w:r>
-        <w:rPr>
-          <w:sz w:val="20"/>
-          <w:szCs w:val="20"/>
-          <w:lang w:val="es-CL"/>
-        </w:rPr>
-        <w:t xml:space="preserve">Está en Chile Central, tiene Windows Server 2022 </w:t>
-      </w:r>
-      <w:proofErr w:type="spellStart"/>
-      <w:r>
-        <w:rPr>
-          <w:sz w:val="20"/>
-          <w:szCs w:val="20"/>
-          <w:lang w:val="es-CL"/>
-        </w:rPr>
-        <w:t>Datacenter</w:t>
-      </w:r>
-      <w:proofErr w:type="spellEnd"/>
-      <w:r>
-        <w:rPr>
-          <w:sz w:val="20"/>
-          <w:szCs w:val="20"/>
-          <w:lang w:val="es-CL"/>
-        </w:rPr>
-        <w:t xml:space="preserve"> y es de tamaño Standard B2ats v2, con 2 </w:t>
-      </w:r>
-      <w:proofErr w:type="spellStart"/>
-      <w:r>
-        <w:rPr>
-          <w:sz w:val="20"/>
-          <w:szCs w:val="20"/>
-          <w:lang w:val="es-CL"/>
-        </w:rPr>
-        <w:t>vCPU</w:t>
-      </w:r>
-      <w:proofErr w:type="spellEnd"/>
-      <w:r>
-        <w:rPr>
-          <w:sz w:val="20"/>
-          <w:szCs w:val="20"/>
-          <w:lang w:val="es-CL"/>
-        </w:rPr>
-        <w:t xml:space="preserve"> y 1 GiB de memoria. También se ve su IP pública y la red virtual a la que pertenece.</w:t>
-      </w:r>
-    </w:p>
-    <w:p>
-      <w:pPr>
-        <w:pStyle w:val="Heading1"/>
-        <w:rPr>
-          <w:lang w:val="es-CL"/>
-        </w:rPr>
-      </w:pPr>
-      <w:r>
-        <w:rPr>
-          <w:lang w:val="es-CL"/>
-        </w:rPr>
-        <w:t>2. Red y seguridad</w:t>
-      </w:r>
-    </w:p>
-    <w:p>
-      <w:pPr>
-        <w:spacing w:after="160" w:line="300" w:lineRule="auto"/>
-        <w:rPr>
-          <w:lang w:val="es-CL"/>
-        </w:rPr>
-      </w:pPr>
-      <w:r>
-        <w:rPr>
-          <w:lang w:val="es-CL"/>
-        </w:rPr>
-        <w:t>Para poder entrar a la máquina y ver la página desde internet, revisamos las reglas de red de la VM.</w:t>
-      </w:r>
-    </w:p>
-    <w:p>
-      <w:pPr>
-        <w:keepNext/>
-        <w:spacing w:before="120" w:after="60"/>
-        <w:jc w:val="center"/>
-      </w:pPr>
-      <w:r>
-        <w:rPr>
-          <w:noProof/>
-        </w:rPr>
-        <w:drawing>
-          <wp:inline distT="0" distB="0" distL="0" distR="0" wp14:anchorId="61D88736" wp14:editId="4AC81003">
-            <wp:extent cx="4953000" cy="2495550"/>
-            <wp:effectExtent l="0" t="0" r="0" b="0"/>
-            <wp:docPr id="2" name="Configuracion_de_red_https_http_y_rdp.png" descr="Configuracion_de_red_https_http_y_rdp.png" title="Configuracion_de_red_https_http_y_rdp.png"/>
             <wp:cNvGraphicFramePr>
               <a:graphicFrameLocks xmlns:a="http://schemas.openxmlformats.org/drawingml/2006/main" noChangeAspect="1"/>
             </wp:cNvGraphicFramePr>
@@ -459,7 +322,7 @@
                   <pic:spPr bwMode="auto">
                     <a:xfrm>
                       <a:off x="0" y="0"/>
-                      <a:ext cx="4953000" cy="2495550"/>
+                      <a:ext cx="5334000" cy="1095375"/>
                     </a:xfrm>
                     <a:prstGeom prst="rect">
                       <a:avLst/>
@@ -488,15 +351,15 @@
           <w:szCs w:val="20"/>
           <w:lang w:val="es-CL"/>
         </w:rPr>
-        <w:t xml:space="preserve">Figura 2. Interfaz de red y reglas de entrada. </w:t>
-      </w:r>
-      <w:r>
-        <w:rPr>
-          <w:sz w:val="20"/>
-          <w:szCs w:val="20"/>
-          <w:lang w:val="es-CL"/>
-        </w:rPr>
-        <w:t>La interfaz tiene la IP privada 172.16.0.4 y la IP pública 68.211.136.184, y usa el grupo de seguridad nubecita-</w:t>
+        <w:t xml:space="preserve">Figura 1. Datos de la máquina virtual. </w:t>
+      </w:r>
+      <w:r>
+        <w:rPr>
+          <w:sz w:val="20"/>
+          <w:szCs w:val="20"/>
+          <w:lang w:val="es-CL"/>
+        </w:rPr>
+        <w:t xml:space="preserve">Está en Chile Central, tiene Windows Server 2022 </w:t>
       </w:r>
       <w:proofErr w:type="spellStart"/>
       <w:r>
@@ -505,7 +368,7 @@
           <w:szCs w:val="20"/>
           <w:lang w:val="es-CL"/>
         </w:rPr>
-        <w:t>nsg</w:t>
+        <w:t>Datacenter</w:t>
       </w:r>
       <w:proofErr w:type="spellEnd"/>
       <w:r>
@@ -514,7 +377,7 @@
           <w:szCs w:val="20"/>
           <w:lang w:val="es-CL"/>
         </w:rPr>
-        <w:t xml:space="preserve">. Dejamos abiertos los puertos 80 (HTTP), 443 (HTTPS) y 3389 (RDP). El RDP está abierto para cualquier origen, lo que no es lo más seguro; lo ideal sería dejarlo solo para </w:t>
+        <w:t xml:space="preserve"> y es de tamaño Standard B2ats v2, con 2 </w:t>
       </w:r>
       <w:proofErr w:type="spellStart"/>
       <w:r>
@@ -523,7 +386,7 @@
           <w:szCs w:val="20"/>
           <w:lang w:val="es-CL"/>
         </w:rPr>
-        <w:t>IPs</w:t>
+        <w:t>vCPU</w:t>
       </w:r>
       <w:proofErr w:type="spellEnd"/>
       <w:r>
@@ -532,7 +395,7 @@
           <w:szCs w:val="20"/>
           <w:lang w:val="es-CL"/>
         </w:rPr>
-        <w:t xml:space="preserve"> conocidas.</w:t>
+        <w:t xml:space="preserve"> y 1 GiB de memoria. También se ve su IP pública y la red virtual a la que pertenece.</w:t>
       </w:r>
     </w:p>
     <w:p>
@@ -546,8 +409,7 @@
         <w:rPr>
           <w:lang w:val="es-CL"/>
         </w:rPr>
-        <w:lastRenderedPageBreak/>
-        <w:t>3. Windows Server e IIS</w:t>
+        <w:t>2. Red y seguridad</w:t>
       </w:r>
     </w:p>
     <w:p>
@@ -561,7 +423,7 @@
         <w:rPr>
           <w:lang w:val="es-CL"/>
         </w:rPr>
-        <w:t>Dentro de la máquina usamos Windows Server y le instalamos IIS para publicar la página.</w:t>
+        <w:t>Para poder entrar a la máquina y ver la página desde internet, revisamos las reglas de red de la VM.</w:t>
       </w:r>
     </w:p>
     <w:p>
@@ -575,10 +437,10 @@
           <w:noProof/>
         </w:rPr>
         <w:drawing>
-          <wp:inline distT="0" distB="0" distL="0" distR="0" wp14:anchorId="781B246B" wp14:editId="44511B33">
-            <wp:extent cx="5143500" cy="2895600"/>
+          <wp:inline distT="0" distB="0" distL="0" distR="0" wp14:anchorId="61D88736" wp14:editId="4AC81003">
+            <wp:extent cx="4953000" cy="2495550"/>
             <wp:effectExtent l="0" t="0" r="0" b="0"/>
-            <wp:docPr id="3" name="image.png" descr="image.png" title="image.png"/>
+            <wp:docPr id="2" name="Configuracion_de_red_https_http_y_rdp.png" descr="Configuracion_de_red_https_http_y_rdp.png" title="Configuracion_de_red_https_http_y_rdp.png"/>
             <wp:cNvGraphicFramePr>
               <a:graphicFrameLocks xmlns:a="http://schemas.openxmlformats.org/drawingml/2006/main" noChangeAspect="1"/>
             </wp:cNvGraphicFramePr>
@@ -601,7 +463,7 @@
                   <pic:spPr bwMode="auto">
                     <a:xfrm>
                       <a:off x="0" y="0"/>
-                      <a:ext cx="5143500" cy="2895600"/>
+                      <a:ext cx="4953000" cy="2495550"/>
                     </a:xfrm>
                     <a:prstGeom prst="rect">
                       <a:avLst/>
@@ -630,15 +492,15 @@
           <w:szCs w:val="20"/>
           <w:lang w:val="es-CL"/>
         </w:rPr>
-        <w:t xml:space="preserve">Figura 3. Administrador del servidor. </w:t>
-      </w:r>
-      <w:r>
-        <w:rPr>
-          <w:sz w:val="20"/>
-          <w:szCs w:val="20"/>
-          <w:lang w:val="es-CL"/>
-        </w:rPr>
-        <w:t xml:space="preserve">Se ven los dos roles que tiene el servidor: File and Storage </w:t>
+        <w:t xml:space="preserve">Figura 2. Interfaz de red y reglas de entrada. </w:t>
+      </w:r>
+      <w:r>
+        <w:rPr>
+          <w:sz w:val="20"/>
+          <w:szCs w:val="20"/>
+          <w:lang w:val="es-CL"/>
+        </w:rPr>
+        <w:t>La interfaz tiene la IP privada 172.16.0.4 y la IP pública 68.211.136.184, y usa el grupo de seguridad nubecita-</w:t>
       </w:r>
       <w:proofErr w:type="spellStart"/>
       <w:r>
@@ -647,7 +509,7 @@
           <w:szCs w:val="20"/>
           <w:lang w:val="es-CL"/>
         </w:rPr>
-        <w:t>Services</w:t>
+        <w:t>nsg</w:t>
       </w:r>
       <w:proofErr w:type="spellEnd"/>
       <w:r>
@@ -656,7 +518,54 @@
           <w:szCs w:val="20"/>
           <w:lang w:val="es-CL"/>
         </w:rPr>
-        <w:t xml:space="preserve"> e IIS.</w:t>
+        <w:t xml:space="preserve">. Dejamos abiertos los puertos 80 (HTTP), 443 (HTTPS) y 3389 (RDP). El RDP está abierto para cualquier origen, lo que no es lo más seguro; lo ideal sería dejarlo solo para </w:t>
+      </w:r>
+      <w:proofErr w:type="spellStart"/>
+      <w:r>
+        <w:rPr>
+          <w:sz w:val="20"/>
+          <w:szCs w:val="20"/>
+          <w:lang w:val="es-CL"/>
+        </w:rPr>
+        <w:t>IPs</w:t>
+      </w:r>
+      <w:proofErr w:type="spellEnd"/>
+      <w:r>
+        <w:rPr>
+          <w:sz w:val="20"/>
+          <w:szCs w:val="20"/>
+          <w:lang w:val="es-CL"/>
+        </w:rPr>
+        <w:t xml:space="preserve"> conocidas.</w:t>
+      </w:r>
+    </w:p>
+    <w:p>
+      <w:pPr>
+        <w:pStyle w:val="Heading1"/>
+        <w:rPr>
+          <w:lang w:val="es-CL"/>
+        </w:rPr>
+      </w:pPr>
+      <w:r>
+        <w:rPr>
+          <w:lang w:val="es-CL"/>
+        </w:rPr>
+        <w:lastRenderedPageBreak/>
+        <w:t>3. Windows Server e IIS</w:t>
+      </w:r>
+    </w:p>
+    <w:p>
+      <w:pPr>
+        <w:spacing w:after="160" w:line="300" w:lineRule="auto"/>
+        <w:rPr>
+          <w:lang w:val="es-CL"/>
+        </w:rPr>
+      </w:pPr>
+      <w:r>
+        <w:rPr>
+          <w:lang w:val="es-CL"/>
+        </w:rPr>
+        <w:t>Dentro de la máquina usamos Windows Server y le instalamos IIS para publicar la página.</w:t>
       </w:r>
     </w:p>
     <w:p>
@@ -670,10 +579,10 @@
           <w:noProof/>
         </w:rPr>
         <w:drawing>
-          <wp:inline distT="0" distB="0" distL="0" distR="0" wp14:anchorId="768D56F4" wp14:editId="274DD045">
-            <wp:extent cx="5143500" cy="2714625"/>
+          <wp:inline distT="0" distB="0" distL="0" distR="0" wp14:anchorId="781B246B" wp14:editId="44511B33">
+            <wp:extent cx="5143500" cy="2895600"/>
             <wp:effectExtent l="0" t="0" r="0" b="0"/>
-            <wp:docPr id="4" name="image_1.png" descr="image_1.png" title="image_1.png"/>
+            <wp:docPr id="3" name="image.png" descr="image.png" title="image.png"/>
             <wp:cNvGraphicFramePr>
               <a:graphicFrameLocks xmlns:a="http://schemas.openxmlformats.org/drawingml/2006/main" noChangeAspect="1"/>
             </wp:cNvGraphicFramePr>
@@ -696,7 +605,7 @@
                   <pic:spPr bwMode="auto">
                     <a:xfrm>
                       <a:off x="0" y="0"/>
-                      <a:ext cx="5143500" cy="2714625"/>
+                      <a:ext cx="5143500" cy="2895600"/>
                     </a:xfrm>
                     <a:prstGeom prst="rect">
                       <a:avLst/>
@@ -725,15 +634,15 @@
           <w:szCs w:val="20"/>
           <w:lang w:val="es-CL"/>
         </w:rPr>
-        <w:t xml:space="preserve">Figura 4. Sitio en IIS. </w:t>
-      </w:r>
-      <w:r>
-        <w:rPr>
-          <w:sz w:val="20"/>
-          <w:szCs w:val="20"/>
-          <w:lang w:val="es-CL"/>
-        </w:rPr>
-        <w:t xml:space="preserve">Aquí creamos el sitio </w:t>
+        <w:t xml:space="preserve">Figura 3. Administrador del servidor. </w:t>
+      </w:r>
+      <w:r>
+        <w:rPr>
+          <w:sz w:val="20"/>
+          <w:szCs w:val="20"/>
+          <w:lang w:val="es-CL"/>
+        </w:rPr>
+        <w:t xml:space="preserve">Se ven los dos roles que tiene el servidor: File and Storage </w:t>
       </w:r>
       <w:proofErr w:type="spellStart"/>
       <w:r>
@@ -742,7 +651,7 @@
           <w:szCs w:val="20"/>
           <w:lang w:val="es-CL"/>
         </w:rPr>
-        <w:t>PaginardaEstacionaria</w:t>
+        <w:t>Services</w:t>
       </w:r>
       <w:proofErr w:type="spellEnd"/>
       <w:r>
@@ -751,7 +660,7 @@
           <w:szCs w:val="20"/>
           <w:lang w:val="es-CL"/>
         </w:rPr>
-        <w:t>, que es donde está alojada la página.</w:t>
+        <w:t xml:space="preserve"> e IIS.</w:t>
       </w:r>
     </w:p>
     <w:p>
@@ -764,12 +673,11 @@
         <w:rPr>
           <w:noProof/>
         </w:rPr>
-        <w:lastRenderedPageBreak/>
         <w:drawing>
-          <wp:inline distT="0" distB="0" distL="0" distR="0" wp14:anchorId="6F3BA3D5" wp14:editId="5E090821">
-            <wp:extent cx="5143500" cy="2705100"/>
+          <wp:inline distT="0" distB="0" distL="0" distR="0" wp14:anchorId="768D56F4" wp14:editId="274DD045">
+            <wp:extent cx="5143500" cy="2714625"/>
             <wp:effectExtent l="0" t="0" r="0" b="0"/>
-            <wp:docPr id="5" name="image_2.png" descr="image_2.png" title="image_2.png"/>
+            <wp:docPr id="4" name="image_1.png" descr="image_1.png" title="image_1.png"/>
             <wp:cNvGraphicFramePr>
               <a:graphicFrameLocks xmlns:a="http://schemas.openxmlformats.org/drawingml/2006/main" noChangeAspect="1"/>
             </wp:cNvGraphicFramePr>
@@ -792,7 +700,7 @@
                   <pic:spPr bwMode="auto">
                     <a:xfrm>
                       <a:off x="0" y="0"/>
-                      <a:ext cx="5143500" cy="2705100"/>
+                      <a:ext cx="5143500" cy="2714625"/>
                     </a:xfrm>
                     <a:prstGeom prst="rect">
                       <a:avLst/>
@@ -821,43 +729,33 @@
           <w:szCs w:val="20"/>
           <w:lang w:val="es-CL"/>
         </w:rPr>
-        <w:t xml:space="preserve">Figura 5. Enlaces del sitio. </w:t>
-      </w:r>
-      <w:r>
-        <w:rPr>
-          <w:sz w:val="20"/>
-          <w:szCs w:val="20"/>
-          <w:lang w:val="es-CL"/>
-        </w:rPr>
-        <w:t>El sitio queda publicado por HTTP en el puerto 80, con el nombre de host de Azure.</w:t>
-      </w:r>
-    </w:p>
-    <w:p>
-      <w:pPr>
-        <w:pStyle w:val="Heading1"/>
-        <w:rPr>
-          <w:lang w:val="es-CL"/>
-        </w:rPr>
-      </w:pPr>
-      <w:r>
-        <w:rPr>
-          <w:lang w:val="es-CL"/>
-        </w:rPr>
-        <w:t>4. DNS</w:t>
-      </w:r>
-    </w:p>
-    <w:p>
-      <w:pPr>
-        <w:spacing w:after="160" w:line="300" w:lineRule="auto"/>
-        <w:rPr>
-          <w:lang w:val="es-CL"/>
-        </w:rPr>
-      </w:pPr>
-      <w:r>
-        <w:rPr>
-          <w:lang w:val="es-CL"/>
-        </w:rPr>
-        <w:t>Azure le da a la máquina un nombre DNS, así que podemos abrir la página con una dirección en vez de la IP.</w:t>
+        <w:t xml:space="preserve">Figura 4. Sitio en IIS. </w:t>
+      </w:r>
+      <w:r>
+        <w:rPr>
+          <w:sz w:val="20"/>
+          <w:szCs w:val="20"/>
+          <w:lang w:val="es-CL"/>
+        </w:rPr>
+        <w:t xml:space="preserve">Aquí creamos el sitio </w:t>
+      </w:r>
+      <w:proofErr w:type="spellStart"/>
+      <w:r>
+        <w:rPr>
+          <w:sz w:val="20"/>
+          <w:szCs w:val="20"/>
+          <w:lang w:val="es-CL"/>
+        </w:rPr>
+        <w:t>PaginardaEstacionaria</w:t>
+      </w:r>
+      <w:proofErr w:type="spellEnd"/>
+      <w:r>
+        <w:rPr>
+          <w:sz w:val="20"/>
+          <w:szCs w:val="20"/>
+          <w:lang w:val="es-CL"/>
+        </w:rPr>
+        <w:t>, que es donde está alojada la página.</w:t>
       </w:r>
     </w:p>
     <w:p>
@@ -870,11 +768,12 @@
         <w:rPr>
           <w:noProof/>
         </w:rPr>
+        <w:lastRenderedPageBreak/>
         <w:drawing>
-          <wp:inline distT="0" distB="0" distL="0" distR="0" wp14:anchorId="1B89CD9B" wp14:editId="10A17134">
-            <wp:extent cx="4762500" cy="1066800"/>
+          <wp:inline distT="0" distB="0" distL="0" distR="0" wp14:anchorId="6F3BA3D5" wp14:editId="5E090821">
+            <wp:extent cx="5143500" cy="2705100"/>
             <wp:effectExtent l="0" t="0" r="0" b="0"/>
-            <wp:docPr id="6" name="dns_crop.png" descr="dns_crop.png" title="dns_crop.png"/>
+            <wp:docPr id="5" name="image_2.png" descr="image_2.png" title="image_2.png"/>
             <wp:cNvGraphicFramePr>
               <a:graphicFrameLocks xmlns:a="http://schemas.openxmlformats.org/drawingml/2006/main" noChangeAspect="1"/>
             </wp:cNvGraphicFramePr>
@@ -897,7 +796,7 @@
                   <pic:spPr bwMode="auto">
                     <a:xfrm>
                       <a:off x="0" y="0"/>
-                      <a:ext cx="4762500" cy="1066800"/>
+                      <a:ext cx="5143500" cy="2705100"/>
                     </a:xfrm>
                     <a:prstGeom prst="rect">
                       <a:avLst/>
@@ -926,15 +825,15 @@
           <w:szCs w:val="20"/>
           <w:lang w:val="es-CL"/>
         </w:rPr>
-        <w:t xml:space="preserve">Figura 6. IP pública y nombre DNS. </w:t>
-      </w:r>
-      <w:r>
-        <w:rPr>
-          <w:sz w:val="20"/>
-          <w:szCs w:val="20"/>
-          <w:lang w:val="es-CL"/>
-        </w:rPr>
-        <w:t>La IP 68.211.136.184 está asociada al nombre puntoalerce.chilecentral.cloudapp.azure.com, que es el mismo que pusimos en el enlace de IIS.</w:t>
+        <w:t xml:space="preserve">Figura 5. Enlaces del sitio. </w:t>
+      </w:r>
+      <w:r>
+        <w:rPr>
+          <w:sz w:val="20"/>
+          <w:szCs w:val="20"/>
+          <w:lang w:val="es-CL"/>
+        </w:rPr>
+        <w:t>El sitio queda publicado por HTTP en el puerto 80, con el nombre de host de Azure.</w:t>
       </w:r>
     </w:p>
     <w:p>
@@ -948,7 +847,7 @@
         <w:rPr>
           <w:lang w:val="es-CL"/>
         </w:rPr>
-        <w:t>5. CRUD</w:t>
+        <w:t>4. DNS</w:t>
       </w:r>
     </w:p>
     <w:p>
@@ -962,77 +861,7 @@
         <w:rPr>
           <w:lang w:val="es-CL"/>
         </w:rPr>
-        <w:t>La página tiene las cuatro operaciones CRUD sobre los espacios del estacionamiento: crear una reserva (POST /api/</w:t>
-      </w:r>
-      <w:proofErr w:type="gramStart"/>
-      <w:r>
-        <w:rPr>
-          <w:lang w:val="es-CL"/>
-        </w:rPr>
-        <w:t>parking</w:t>
-      </w:r>
-      <w:proofErr w:type="gramEnd"/>
-      <w:r>
-        <w:rPr>
-          <w:lang w:val="es-CL"/>
-        </w:rPr>
-        <w:t>/reserve), ver el estado (GET /api/</w:t>
-      </w:r>
-      <w:proofErr w:type="gramStart"/>
-      <w:r>
-        <w:rPr>
-          <w:lang w:val="es-CL"/>
-        </w:rPr>
-        <w:t>parking</w:t>
-      </w:r>
-      <w:proofErr w:type="gramEnd"/>
-      <w:r>
-        <w:rPr>
-          <w:lang w:val="es-CL"/>
-        </w:rPr>
-        <w:t>/</w:t>
-      </w:r>
-      <w:proofErr w:type="spellStart"/>
-      <w:r>
-        <w:rPr>
-          <w:lang w:val="es-CL"/>
-        </w:rPr>
-        <w:t>state</w:t>
-      </w:r>
-      <w:proofErr w:type="spellEnd"/>
-      <w:r>
-        <w:rPr>
-          <w:lang w:val="es-CL"/>
-        </w:rPr>
-        <w:t>), modificar un espacio (PUT /api/</w:t>
-      </w:r>
-      <w:proofErr w:type="gramStart"/>
-      <w:r>
-        <w:rPr>
-          <w:lang w:val="es-CL"/>
-        </w:rPr>
-        <w:t>parking</w:t>
-      </w:r>
-      <w:proofErr w:type="gramEnd"/>
-      <w:r>
-        <w:rPr>
-          <w:lang w:val="es-CL"/>
-        </w:rPr>
-        <w:t>/slots/:id) y liberarlo con cobro (DELETE /api/</w:t>
-      </w:r>
-      <w:proofErr w:type="gramStart"/>
-      <w:r>
-        <w:rPr>
-          <w:lang w:val="es-CL"/>
-        </w:rPr>
-        <w:t>parking</w:t>
-      </w:r>
-      <w:proofErr w:type="gramEnd"/>
-      <w:r>
-        <w:rPr>
-          <w:lang w:val="es-CL"/>
-        </w:rPr>
-        <w:t>/slots/:id).</w:t>
+        <w:t>Azure le da a la máquina un nombre DNS, así que podemos abrir la página con una dirección en vez de la IP.</w:t>
       </w:r>
     </w:p>
     <w:p>
@@ -1045,12 +874,11 @@
         <w:rPr>
           <w:noProof/>
         </w:rPr>
-        <w:lastRenderedPageBreak/>
         <w:drawing>
-          <wp:inline distT="0" distB="0" distL="0" distR="0" wp14:anchorId="1C808CB8" wp14:editId="0AA3247F">
-            <wp:extent cx="5715000" cy="2266950"/>
+          <wp:inline distT="0" distB="0" distL="0" distR="0" wp14:anchorId="1B89CD9B" wp14:editId="10A17134">
+            <wp:extent cx="4762500" cy="1066800"/>
             <wp:effectExtent l="0" t="0" r="0" b="0"/>
-            <wp:docPr id="7" name="image_7.png" descr="image_7.png" title="image_7.png"/>
+            <wp:docPr id="6" name="dns_crop.png" descr="dns_crop.png" title="dns_crop.png"/>
             <wp:cNvGraphicFramePr>
               <a:graphicFrameLocks xmlns:a="http://schemas.openxmlformats.org/drawingml/2006/main" noChangeAspect="1"/>
             </wp:cNvGraphicFramePr>
@@ -1073,7 +901,7 @@
                   <pic:spPr bwMode="auto">
                     <a:xfrm>
                       <a:off x="0" y="0"/>
-                      <a:ext cx="5715000" cy="2266950"/>
+                      <a:ext cx="4762500" cy="1066800"/>
                     </a:xfrm>
                     <a:prstGeom prst="rect">
                       <a:avLst/>
@@ -1102,51 +930,113 @@
           <w:szCs w:val="20"/>
           <w:lang w:val="es-CL"/>
         </w:rPr>
-        <w:t xml:space="preserve">Figura 7. Listado de espacios (READ). </w:t>
-      </w:r>
-      <w:r>
-        <w:rPr>
-          <w:sz w:val="20"/>
-          <w:szCs w:val="20"/>
-          <w:lang w:val="es-CL"/>
-        </w:rPr>
-        <w:t xml:space="preserve">La tabla muestra los seis espacios con su tipo, estado, patente, conductor y tiempo con cobro. Se puede filtrar por libres, ocupados y reservas, y buscar por patente. El mensaje de abajo avisa que se liberó el espacio E-01 y que el cobro quedó registrado en </w:t>
+        <w:t xml:space="preserve">Figura 6. IP pública y nombre DNS. </w:t>
+      </w:r>
+      <w:r>
+        <w:rPr>
+          <w:sz w:val="20"/>
+          <w:szCs w:val="20"/>
+          <w:lang w:val="es-CL"/>
+        </w:rPr>
+        <w:t>La IP 68.211.136.184 está asociada al nombre puntoalerce.chilecentral.cloudapp.azure.com, que es el mismo que pusimos en el enlace de IIS.</w:t>
+      </w:r>
+    </w:p>
+    <w:p>
+      <w:pPr>
+        <w:pStyle w:val="Heading1"/>
+        <w:rPr>
+          <w:lang w:val="es-CL"/>
+        </w:rPr>
+      </w:pPr>
+      <w:r>
+        <w:rPr>
+          <w:lang w:val="es-CL"/>
+        </w:rPr>
+        <w:t>5. CRUD</w:t>
+      </w:r>
+    </w:p>
+    <w:p>
+      <w:pPr>
+        <w:spacing w:after="160" w:line="300" w:lineRule="auto"/>
+        <w:rPr>
+          <w:lang w:val="es-CL"/>
+        </w:rPr>
+      </w:pPr>
+      <w:r>
+        <w:rPr>
+          <w:lang w:val="es-CL"/>
+        </w:rPr>
+        <w:t>La página tiene las cuatro operaciones CRUD sobre los espacios del estacionamiento: crear una reserva (POST /api/</w:t>
+      </w:r>
+      <w:proofErr w:type="gramStart"/>
+      <w:r>
+        <w:rPr>
+          <w:lang w:val="es-CL"/>
+        </w:rPr>
+        <w:t>parking</w:t>
+      </w:r>
+      <w:proofErr w:type="gramEnd"/>
+      <w:r>
+        <w:rPr>
+          <w:lang w:val="es-CL"/>
+        </w:rPr>
+        <w:t>/reserve), ver el estado (GET /api/</w:t>
+      </w:r>
+      <w:proofErr w:type="gramStart"/>
+      <w:r>
+        <w:rPr>
+          <w:lang w:val="es-CL"/>
+        </w:rPr>
+        <w:t>parking</w:t>
+      </w:r>
+      <w:proofErr w:type="gramEnd"/>
+      <w:r>
+        <w:rPr>
+          <w:lang w:val="es-CL"/>
+        </w:rPr>
+        <w:t>/</w:t>
       </w:r>
       <w:proofErr w:type="spellStart"/>
       <w:r>
         <w:rPr>
-          <w:sz w:val="20"/>
-          <w:szCs w:val="20"/>
-          <w:lang w:val="es-CL"/>
-        </w:rPr>
-        <w:t>Firebase</w:t>
+          <w:lang w:val="es-CL"/>
+        </w:rPr>
+        <w:t>state</w:t>
       </w:r>
       <w:proofErr w:type="spellEnd"/>
       <w:r>
         <w:rPr>
-          <w:sz w:val="20"/>
-          <w:szCs w:val="20"/>
-          <w:lang w:val="es-CL"/>
-        </w:rPr>
-        <w:t xml:space="preserve"> </w:t>
-      </w:r>
-      <w:proofErr w:type="spellStart"/>
-      <w:r>
-        <w:rPr>
-          <w:sz w:val="20"/>
-          <w:szCs w:val="20"/>
-          <w:lang w:val="es-CL"/>
-        </w:rPr>
-        <w:t>Firestore</w:t>
-      </w:r>
-      <w:proofErr w:type="spellEnd"/>
-      <w:r>
-        <w:rPr>
-          <w:sz w:val="20"/>
-          <w:szCs w:val="20"/>
-          <w:lang w:val="es-CL"/>
-        </w:rPr>
-        <w:t>.</w:t>
+          <w:lang w:val="es-CL"/>
+        </w:rPr>
+        <w:t>), modificar un espacio (PUT /api/</w:t>
+      </w:r>
+      <w:proofErr w:type="gramStart"/>
+      <w:r>
+        <w:rPr>
+          <w:lang w:val="es-CL"/>
+        </w:rPr>
+        <w:t>parking</w:t>
+      </w:r>
+      <w:proofErr w:type="gramEnd"/>
+      <w:r>
+        <w:rPr>
+          <w:lang w:val="es-CL"/>
+        </w:rPr>
+        <w:t>/slots/:id) y liberarlo con cobro (DELETE /api/</w:t>
+      </w:r>
+      <w:proofErr w:type="gramStart"/>
+      <w:r>
+        <w:rPr>
+          <w:lang w:val="es-CL"/>
+        </w:rPr>
+        <w:t>parking</w:t>
+      </w:r>
+      <w:proofErr w:type="gramEnd"/>
+      <w:r>
+        <w:rPr>
+          <w:lang w:val="es-CL"/>
+        </w:rPr>
+        <w:t>/slots/:id).</w:t>
       </w:r>
     </w:p>
     <w:p>
@@ -1159,11 +1049,12 @@
         <w:rPr>
           <w:noProof/>
         </w:rPr>
+        <w:lastRenderedPageBreak/>
         <w:drawing>
-          <wp:inline distT="0" distB="0" distL="0" distR="0" wp14:anchorId="2FBBD1B6" wp14:editId="53690816">
-            <wp:extent cx="4191000" cy="2847975"/>
+          <wp:inline distT="0" distB="0" distL="0" distR="0" wp14:anchorId="1C808CB8" wp14:editId="0AA3247F">
+            <wp:extent cx="5715000" cy="2266950"/>
             <wp:effectExtent l="0" t="0" r="0" b="0"/>
-            <wp:docPr id="8" name="crear.png" descr="crear.png" title="crear.png"/>
+            <wp:docPr id="7" name="image_7.png" descr="image_7.png" title="image_7.png"/>
             <wp:cNvGraphicFramePr>
               <a:graphicFrameLocks xmlns:a="http://schemas.openxmlformats.org/drawingml/2006/main" noChangeAspect="1"/>
             </wp:cNvGraphicFramePr>
@@ -1186,6 +1077,119 @@
                   <pic:spPr bwMode="auto">
                     <a:xfrm>
                       <a:off x="0" y="0"/>
+                      <a:ext cx="5715000" cy="2266950"/>
+                    </a:xfrm>
+                    <a:prstGeom prst="rect">
+                      <a:avLst/>
+                    </a:prstGeom>
+                  </pic:spPr>
+                </pic:pic>
+              </a:graphicData>
+            </a:graphic>
+          </wp:inline>
+        </w:drawing>
+      </w:r>
+    </w:p>
+    <w:p>
+      <w:pPr>
+        <w:keepLines/>
+        <w:spacing w:before="60" w:after="240"/>
+        <w:rPr>
+          <w:lang w:val="es-CL"/>
+        </w:rPr>
+      </w:pPr>
+      <w:r>
+        <w:rPr>
+          <w:b/>
+          <w:bCs/>
+          <w:sz w:val="20"/>
+          <w:szCs w:val="20"/>
+          <w:lang w:val="es-CL"/>
+        </w:rPr>
+        <w:t xml:space="preserve">Figura 7. Listado de espacios (READ). </w:t>
+      </w:r>
+      <w:r>
+        <w:rPr>
+          <w:sz w:val="20"/>
+          <w:szCs w:val="20"/>
+          <w:lang w:val="es-CL"/>
+        </w:rPr>
+        <w:t xml:space="preserve">La tabla muestra los seis espacios con su tipo, estado, patente, conductor y tiempo con cobro. Se puede filtrar por libres, ocupados y reservas, y buscar por patente. El mensaje de abajo avisa que se liberó el espacio E-01 y que el cobro quedó registrado en </w:t>
+      </w:r>
+      <w:proofErr w:type="spellStart"/>
+      <w:r>
+        <w:rPr>
+          <w:sz w:val="20"/>
+          <w:szCs w:val="20"/>
+          <w:lang w:val="es-CL"/>
+        </w:rPr>
+        <w:t>Firebase</w:t>
+      </w:r>
+      <w:proofErr w:type="spellEnd"/>
+      <w:r>
+        <w:rPr>
+          <w:sz w:val="20"/>
+          <w:szCs w:val="20"/>
+          <w:lang w:val="es-CL"/>
+        </w:rPr>
+        <w:t xml:space="preserve"> </w:t>
+      </w:r>
+      <w:proofErr w:type="spellStart"/>
+      <w:r>
+        <w:rPr>
+          <w:sz w:val="20"/>
+          <w:szCs w:val="20"/>
+          <w:lang w:val="es-CL"/>
+        </w:rPr>
+        <w:t>Firestore</w:t>
+      </w:r>
+      <w:proofErr w:type="spellEnd"/>
+      <w:r>
+        <w:rPr>
+          <w:sz w:val="20"/>
+          <w:szCs w:val="20"/>
+          <w:lang w:val="es-CL"/>
+        </w:rPr>
+        <w:t>.</w:t>
+      </w:r>
+    </w:p>
+    <w:p>
+      <w:pPr>
+        <w:keepNext/>
+        <w:spacing w:before="120" w:after="60"/>
+        <w:jc w:val="center"/>
+      </w:pPr>
+      <w:r>
+        <w:rPr>
+          <w:noProof/>
+        </w:rPr>
+        <w:drawing>
+          <wp:inline distT="0" distB="0" distL="0" distR="0" wp14:anchorId="2FBBD1B6" wp14:editId="53690816">
+            <wp:extent cx="4191000" cy="2847975"/>
+            <wp:effectExtent l="0" t="0" r="0" b="0"/>
+            <wp:docPr id="8" name="crear.png" descr="crear.png" title="crear.png"/>
+            <wp:cNvGraphicFramePr>
+              <a:graphicFrameLocks xmlns:a="http://schemas.openxmlformats.org/drawingml/2006/main" noChangeAspect="1"/>
+            </wp:cNvGraphicFramePr>
+            <a:graphic xmlns:a="http://schemas.openxmlformats.org/drawingml/2006/main">
+              <a:graphicData uri="http://schemas.openxmlformats.org/drawingml/2006/picture">
+                <pic:pic xmlns:pic="http://schemas.openxmlformats.org/drawingml/2006/picture">
+                  <pic:nvPicPr>
+                    <pic:cNvPr id="0" name=""/>
+                    <pic:cNvPicPr>
+                      <a:picLocks noChangeAspect="1" noChangeArrowheads="1"/>
+                    </pic:cNvPicPr>
+                  </pic:nvPicPr>
+                  <pic:blipFill>
+                    <a:blip r:embed="rId15"/>
+                    <a:srcRect/>
+                    <a:stretch>
+                      <a:fillRect/>
+                    </a:stretch>
+                  </pic:blipFill>
+                  <pic:spPr bwMode="auto">
+                    <a:xfrm>
+                      <a:off x="0" y="0"/>
                       <a:ext cx="4191000" cy="2847975"/>
                     </a:xfrm>
                     <a:prstGeom prst="rect">
@@ -1248,12 +1252,6 @@
         <w:gridCol w:w="4680"/>
       </w:tblGrid>
       <w:tr>
-        <w:tblPrEx>
-          <w:tblCellMar>
-            <w:top w:w="0" w:type="dxa"/>
-            <w:bottom w:w="0" w:type="dxa"/>
-          </w:tblCellMar>
-        </w:tblPrEx>
         <w:tc>
           <w:tcPr>
             <w:tcW w:w="4680" w:type="dxa"/>
@@ -1298,7 +1296,7 @@
                           </pic:cNvPicPr>
                         </pic:nvPicPr>
                         <pic:blipFill>
-                          <a:blip r:embed="rId15"/>
+                          <a:blip r:embed="rId16"/>
                           <a:srcRect/>
                           <a:stretch>
                             <a:fillRect/>
@@ -1364,7 +1362,7 @@
                           </pic:cNvPicPr>
                         </pic:nvPicPr>
                         <pic:blipFill>
-                          <a:blip r:embed="rId16"/>
+                          <a:blip r:embed="rId17"/>
                           <a:srcRect/>
                           <a:stretch>
                             <a:fillRect/>
@@ -1512,7 +1510,7 @@
                     </pic:cNvPicPr>
                   </pic:nvPicPr>
                   <pic:blipFill>
-                    <a:blip r:embed="rId17"/>
+                    <a:blip r:embed="rId18"/>
                     <a:srcRect/>
                     <a:stretch>
                       <a:fillRect/>
@@ -1589,7 +1587,7 @@
                     </pic:cNvPicPr>
                   </pic:nvPicPr>
                   <pic:blipFill>
-                    <a:blip r:embed="rId18"/>
+                    <a:blip r:embed="rId19"/>
                     <a:srcRect/>
                     <a:stretch>
                       <a:fillRect/>
@@ -1680,11 +1678,327 @@
         </w:rPr>
         <w:t xml:space="preserve">Repositorio: </w:t>
       </w:r>
-      <w:r>
-        <w:rPr>
-          <w:lang w:val="es-CL"/>
-        </w:rPr>
-        <w:t>https://github.com/PaulFL808/INTELIGEMENTE-ESTACIONADO</w:t>
+      <w:hyperlink r:id="rId20" w:history="1">
+        <w:r>
+          <w:rPr>
+            <w:rStyle w:val="Hyperlink"/>
+            <w:lang w:val="es-CL"/>
+          </w:rPr>
+          <w:t>https://github.com/PaulFL808/INTELIGEMENTE-ESTACIONADO</w:t>
+        </w:r>
+      </w:hyperlink>
+    </w:p>
+    <w:p>
+      <w:pPr>
+        <w:spacing w:after="160" w:line="300" w:lineRule="auto"/>
+      </w:pPr>
+      <w:r>
+        <w:t xml:space="preserve">Sitio web: </w:t>
+      </w:r>
+      <w:hyperlink r:id="rId21" w:history="1">
+        <w:r>
+          <w:rPr>
+            <w:rStyle w:val="Hyperlink"/>
+          </w:rPr>
+          <w:t>http://puntoalerce.chilecentral.cloudapp.azure.com</w:t>
+        </w:r>
+      </w:hyperlink>
+    </w:p>
+    <w:p>
+      <w:pPr>
+        <w:keepNext/>
+        <w:spacing w:before="120" w:after="60"/>
+        <w:jc w:val="center"/>
+      </w:pPr>
+      <w:r>
+        <w:rPr>
+          <w:noProof/>
+        </w:rPr>
+        <w:drawing>
+          <wp:inline distT="0" distB="0" distL="0" distR="0" wp14:anchorId="01B2F8F7" wp14:editId="4A05DFC4">
+            <wp:extent cx="5486400" cy="1456604"/>
+            <wp:effectExtent l="0" t="0" r="0" b="0"/>
+            <wp:docPr id="910" name="commits1.png" descr="Commits del 21 de octubre"/>
+            <wp:cNvGraphicFramePr>
+              <a:graphicFrameLocks xmlns:a="http://schemas.openxmlformats.org/drawingml/2006/main" noChangeAspect="1"/>
+            </wp:cNvGraphicFramePr>
+            <a:graphic xmlns:a="http://schemas.openxmlformats.org/drawingml/2006/main">
+              <a:graphicData uri="http://schemas.openxmlformats.org/drawingml/2006/picture">
+                <pic:pic xmlns:pic="http://schemas.openxmlformats.org/drawingml/2006/picture">
+                  <pic:nvPicPr>
+                    <pic:cNvPr id="910" name="commits1.png"/>
+                    <pic:cNvPicPr/>
+                  </pic:nvPicPr>
+                  <pic:blipFill>
+                    <a:blip r:embed="rId22"/>
+                    <a:stretch>
+                      <a:fillRect/>
+                    </a:stretch>
+                  </pic:blipFill>
+                  <pic:spPr>
+                    <a:xfrm>
+                      <a:off x="0" y="0"/>
+                      <a:ext cx="5486400" cy="1456604"/>
+                    </a:xfrm>
+                    <a:prstGeom prst="rect">
+                      <a:avLst/>
+                    </a:prstGeom>
+                  </pic:spPr>
+                </pic:pic>
+              </a:graphicData>
+            </a:graphic>
+          </wp:inline>
+        </w:drawing>
+      </w:r>
+    </w:p>
+    <w:p>
+      <w:pPr>
+        <w:keepLines/>
+        <w:spacing w:before="60" w:after="240"/>
+        <w:rPr>
+          <w:lang w:val="es-CL"/>
+        </w:rPr>
+      </w:pPr>
+      <w:r>
+        <w:rPr>
+          <w:b/>
+          <w:bCs/>
+          <w:sz w:val="20"/>
+          <w:szCs w:val="20"/>
+          <w:lang w:val="es-CL"/>
+        </w:rPr>
+        <w:t xml:space="preserve">Figura 12. Commits del 21 de octubre. </w:t>
+      </w:r>
+      <w:r>
+        <w:rPr>
+          <w:sz w:val="20"/>
+          <w:szCs w:val="20"/>
+          <w:lang w:val="es-CL"/>
+        </w:rPr>
+        <w:t>Se inicializó el sistema con Azure Cloud y se subieron los primeros informes.</w:t>
+      </w:r>
+    </w:p>
+    <w:p>
+      <w:pPr>
+        <w:keepNext/>
+        <w:spacing w:before="120" w:after="60"/>
+        <w:jc w:val="center"/>
+      </w:pPr>
+      <w:r>
+        <w:rPr>
+          <w:noProof/>
+        </w:rPr>
+        <w:drawing>
+          <wp:inline distT="0" distB="0" distL="0" distR="0" wp14:anchorId="5E663958" wp14:editId="12B2DF54">
+            <wp:extent cx="5486400" cy="3122775"/>
+            <wp:effectExtent l="0" t="0" r="0" b="0"/>
+            <wp:docPr id="911" name="commits2.png" descr="Commits del 21 al 23 de octubre"/>
+            <wp:cNvGraphicFramePr>
+              <a:graphicFrameLocks xmlns:a="http://schemas.openxmlformats.org/drawingml/2006/main" noChangeAspect="1"/>
+            </wp:cNvGraphicFramePr>
+            <a:graphic xmlns:a="http://schemas.openxmlformats.org/drawingml/2006/main">
+              <a:graphicData uri="http://schemas.openxmlformats.org/drawingml/2006/picture">
+                <pic:pic xmlns:pic="http://schemas.openxmlformats.org/drawingml/2006/picture">
+                  <pic:nvPicPr>
+                    <pic:cNvPr id="911" name="commits2.png"/>
+                    <pic:cNvPicPr/>
+                  </pic:nvPicPr>
+                  <pic:blipFill>
+                    <a:blip r:embed="rId23"/>
+                    <a:stretch>
+                      <a:fillRect/>
+                    </a:stretch>
+                  </pic:blipFill>
+                  <pic:spPr>
+                    <a:xfrm>
+                      <a:off x="0" y="0"/>
+                      <a:ext cx="5486400" cy="3122775"/>
+                    </a:xfrm>
+                    <a:prstGeom prst="rect">
+                      <a:avLst/>
+                    </a:prstGeom>
+                  </pic:spPr>
+                </pic:pic>
+              </a:graphicData>
+            </a:graphic>
+          </wp:inline>
+        </w:drawing>
+      </w:r>
+    </w:p>
+    <w:p>
+      <w:pPr>
+        <w:keepLines/>
+        <w:spacing w:before="60" w:after="240"/>
+        <w:rPr>
+          <w:lang w:val="es-CL"/>
+        </w:rPr>
+      </w:pPr>
+      <w:r>
+        <w:rPr>
+          <w:b/>
+          <w:bCs/>
+          <w:sz w:val="20"/>
+          <w:szCs w:val="20"/>
+          <w:lang w:val="es-CL"/>
+        </w:rPr>
+        <w:t xml:space="preserve">Figura 13. Commits del 21 al 23 de octubre. </w:t>
+      </w:r>
+      <w:r>
+        <w:rPr>
+          <w:sz w:val="20"/>
+          <w:szCs w:val="20"/>
+          <w:lang w:val="es-CL"/>
+        </w:rPr>
+        <w:t>Se subieron la página principal y la maqueta del estacionamiento, y se agregó el panel con las operaciones CRUD.</w:t>
+      </w:r>
+    </w:p>
+    <w:p>
+      <w:pPr>
+        <w:keepNext/>
+        <w:spacing w:before="120" w:after="60"/>
+        <w:jc w:val="center"/>
+      </w:pPr>
+      <w:r>
+        <w:rPr>
+          <w:noProof/>
+        </w:rPr>
+        <w:lastRenderedPageBreak/>
+        <w:drawing>
+          <wp:inline distT="0" distB="0" distL="0" distR="0" wp14:anchorId="732E64BE" wp14:editId="55DBB4F3">
+            <wp:extent cx="5486400" cy="2890684"/>
+            <wp:effectExtent l="0" t="0" r="0" b="0"/>
+            <wp:docPr id="912" name="commits3.png" descr="Commits del 23 al 27 de octubre"/>
+            <wp:cNvGraphicFramePr>
+              <a:graphicFrameLocks xmlns:a="http://schemas.openxmlformats.org/drawingml/2006/main" noChangeAspect="1"/>
+            </wp:cNvGraphicFramePr>
+            <a:graphic xmlns:a="http://schemas.openxmlformats.org/drawingml/2006/main">
+              <a:graphicData uri="http://schemas.openxmlformats.org/drawingml/2006/picture">
+                <pic:pic xmlns:pic="http://schemas.openxmlformats.org/drawingml/2006/picture">
+                  <pic:nvPicPr>
+                    <pic:cNvPr id="912" name="commits3.png"/>
+                    <pic:cNvPicPr/>
+                  </pic:nvPicPr>
+                  <pic:blipFill>
+                    <a:blip r:embed="rId24"/>
+                    <a:stretch>
+                      <a:fillRect/>
+                    </a:stretch>
+                  </pic:blipFill>
+                  <pic:spPr>
+                    <a:xfrm>
+                      <a:off x="0" y="0"/>
+                      <a:ext cx="5486400" cy="2890684"/>
+                    </a:xfrm>
+                    <a:prstGeom prst="rect">
+                      <a:avLst/>
+                    </a:prstGeom>
+                  </pic:spPr>
+                </pic:pic>
+              </a:graphicData>
+            </a:graphic>
+          </wp:inline>
+        </w:drawing>
+      </w:r>
+    </w:p>
+    <w:p>
+      <w:pPr>
+        <w:keepLines/>
+        <w:spacing w:before="60" w:after="240"/>
+        <w:rPr>
+          <w:lang w:val="es-CL"/>
+        </w:rPr>
+      </w:pPr>
+      <w:r>
+        <w:rPr>
+          <w:b/>
+          <w:bCs/>
+          <w:sz w:val="20"/>
+          <w:szCs w:val="20"/>
+          <w:lang w:val="es-CL"/>
+        </w:rPr>
+        <w:t xml:space="preserve">Figura 14. Commits del 23 al 27 de octubre. </w:t>
+      </w:r>
+      <w:r>
+        <w:rPr>
+          <w:sz w:val="20"/>
+          <w:szCs w:val="20"/>
+          <w:lang w:val="es-CL"/>
+        </w:rPr>
+        <w:t>Se conectó la base de datos Firestore en tiempo real, se movieron las credenciales a un archivo .env y se agregó el login con roles y tokens JWT.</w:t>
+      </w:r>
+    </w:p>
+    <w:p>
+      <w:pPr>
+        <w:keepNext/>
+        <w:spacing w:before="120" w:after="60"/>
+        <w:jc w:val="center"/>
+      </w:pPr>
+      <w:r>
+        <w:rPr>
+          <w:noProof/>
+        </w:rPr>
+        <w:drawing>
+          <wp:inline distT="0" distB="0" distL="0" distR="0" wp14:anchorId="68B9A5B7" wp14:editId="35175CB6">
+            <wp:extent cx="5486400" cy="2757671"/>
+            <wp:effectExtent l="0" t="0" r="0" b="0"/>
+            <wp:docPr id="913" name="commits4.png" descr="Commits del 27 de octubre"/>
+            <wp:cNvGraphicFramePr>
+              <a:graphicFrameLocks xmlns:a="http://schemas.openxmlformats.org/drawingml/2006/main" noChangeAspect="1"/>
+            </wp:cNvGraphicFramePr>
+            <a:graphic xmlns:a="http://schemas.openxmlformats.org/drawingml/2006/main">
+              <a:graphicData uri="http://schemas.openxmlformats.org/drawingml/2006/picture">
+                <pic:pic xmlns:pic="http://schemas.openxmlformats.org/drawingml/2006/picture">
+                  <pic:nvPicPr>
+                    <pic:cNvPr id="913" name="commits4.png"/>
+                    <pic:cNvPicPr/>
+                  </pic:nvPicPr>
+                  <pic:blipFill>
+                    <a:blip r:embed="rId25"/>
+                    <a:stretch>
+                      <a:fillRect/>
+                    </a:stretch>
+                  </pic:blipFill>
+                  <pic:spPr>
+                    <a:xfrm>
+                      <a:off x="0" y="0"/>
+                      <a:ext cx="5486400" cy="2757671"/>
+                    </a:xfrm>
+                    <a:prstGeom prst="rect">
+                      <a:avLst/>
+                    </a:prstGeom>
+                  </pic:spPr>
+                </pic:pic>
+              </a:graphicData>
+            </a:graphic>
+          </wp:inline>
+        </w:drawing>
+      </w:r>
+    </w:p>
+    <w:p>
+      <w:pPr>
+        <w:keepLines/>
+        <w:spacing w:before="60" w:after="240"/>
+        <w:rPr>
+          <w:lang w:val="es-CL"/>
+        </w:rPr>
+      </w:pPr>
+      <w:r>
+        <w:rPr>
+          <w:b/>
+          <w:bCs/>
+          <w:sz w:val="20"/>
+          <w:szCs w:val="20"/>
+          <w:lang w:val="es-CL"/>
+        </w:rPr>
+        <w:t xml:space="preserve">Figura 15. Commits del 27 de octubre. </w:t>
+      </w:r>
+      <w:r>
+        <w:rPr>
+          <w:sz w:val="20"/>
+          <w:szCs w:val="20"/>
+          <w:lang w:val="es-CL"/>
+        </w:rPr>
+        <w:t>Últimos cambios: diagramas de arquitectura, documentación final y este informe.</w:t>
       </w:r>
     </w:p>
     <w:p>
@@ -1730,7 +2044,7 @@
       </w:r>
     </w:p>
     <w:sectPr>
-      <w:footerReference w:type="default" r:id="rId19"/>
+      <w:footerReference w:type="default" r:id="rId26"/>
       <w:pgSz w:w="12240" w:h="15840"/>
       <w:pgMar w:top="1440" w:right="1440" w:bottom="1440" w:left="1440" w:header="708" w:footer="708" w:gutter="0"/>
       <w:cols w:space="720"/>
@@ -2424,7 +2738,6 @@
   <w:style w:type="character" w:default="1" w:styleId="DefaultParagraphFont">
     <w:name w:val="Default Paragraph Font"/>
     <w:uiPriority w:val="1"/>
-    <w:semiHidden/>
     <w:unhideWhenUsed/>
   </w:style>
   <w:style w:type="table" w:default="1" w:styleId="TableNormal">
